--- a/docs/docx/module/AI_genomics.docx
+++ b/docs/docx/module/AI_genomics.docx
@@ -547,7 +547,7 @@
               <w:t xml:space="preserve"> </w:t>
             </w:r>
             <w:r>
-              <w:t xml:space="preserve">This content contains URLs</w:t>
+              <w:t xml:space="preserve">This content uses URLs</w:t>
             </w:r>
           </w:p>
         </w:tc>
@@ -571,7 +571,7 @@
               <w:spacing w:before="16" w:after="16"/>
             </w:pPr>
             <w:r>
-              <w:t xml:space="preserve">We suggest confirming links are still active prior to running this activity.</w:t>
+              <w:t xml:space="preserve">We suggest confirming links to chatbots are still active prior to running this activity.</w:t>
             </w:r>
           </w:p>
           <w:p/>
@@ -612,6 +612,38 @@
     </w:p>
     <w:bookmarkEnd w:id="41"/>
     <w:bookmarkEnd w:id="42"/>
+    <w:bookmarkStart w:id="44" w:name="scientific-topics"/>
+    <w:p>
+      <w:pPr>
+        <w:pStyle w:val="Heading2"/>
+      </w:pPr>
+      <w:r>
+        <w:t xml:space="preserve">Scientific Topics</w:t>
+      </w:r>
+    </w:p>
+    <w:p>
+      <w:pPr>
+        <w:pStyle w:val="FirstParagraph"/>
+      </w:pPr>
+      <w:r>
+        <w:t xml:space="preserve">Some of the questions in this activity are based on an online resource called</w:t>
+      </w:r>
+      <w:r>
+        <w:t xml:space="preserve"> </w:t>
+      </w:r>
+      <w:hyperlink r:id="rId43">
+        <w:r>
+          <w:rPr>
+            <w:rStyle w:val="Hyperlink"/>
+          </w:rPr>
+          <w:t xml:space="preserve">DataWISE</w:t>
+        </w:r>
+      </w:hyperlink>
+      <w:r>
+        <w:t xml:space="preserve">, produced by the National Center for Science Education. DataWISE is a tool that scaffolds key science practices and media literacy skills to guide students in critical analysis of data-based claims. We think the DataWISE worksheet is a fantastic framework/activity for science literacy and we encourage you to check it out!</w:t>
+      </w:r>
+    </w:p>
+    <w:bookmarkEnd w:id="44"/>
     <w:sectPr>
       <w:footnotePr>
         <w:numRestart w:val="eachSect"/>

--- a/docs/docx/module/AI_genomics.docx
+++ b/docs/docx/module/AI_genomics.docx
@@ -15,7 +15,7 @@
         <w:pStyle w:val="Date"/>
       </w:pPr>
       <w:r>
-        <w:t xml:space="preserve">2026-06-02</w:t>
+        <w:t xml:space="preserve">2026-06-03</w:t>
       </w:r>
     </w:p>
     <w:bookmarkStart w:id="20" w:name="overview"/>

--- a/docs/docx/module/AI_genomics.docx
+++ b/docs/docx/module/AI_genomics.docx
@@ -15,7 +15,7 @@
         <w:pStyle w:val="Date"/>
       </w:pPr>
       <w:r>
-        <w:t xml:space="preserve">2026-06-03</w:t>
+        <w:t xml:space="preserve">2026-07-22</w:t>
       </w:r>
     </w:p>
     <w:bookmarkStart w:id="20" w:name="overview"/>

--- a/docs/docx/module/AI_genomics.docx
+++ b/docs/docx/module/AI_genomics.docx
@@ -360,7 +360,7 @@
       </w:r>
     </w:p>
     <w:bookmarkEnd w:id="32"/>
-    <w:bookmarkStart w:id="42" w:name="materials"/>
+    <w:bookmarkStart w:id="44" w:name="materials"/>
     <w:p>
       <w:pPr>
         <w:pStyle w:val="Heading2"/>
@@ -369,7 +369,7 @@
         <w:t xml:space="preserve">Materials</w:t>
       </w:r>
     </w:p>
-    <w:bookmarkStart w:id="40" w:name="student-activity"/>
+    <w:bookmarkStart w:id="42" w:name="student-activity"/>
     <w:p>
       <w:pPr>
         <w:pStyle w:val="Heading3"/>
@@ -443,6 +443,65 @@
         <w:numPr>
           <w:ilvl w:val="0"/>
           <w:numId w:val="1002"/>
+        </w:numPr>
+      </w:pPr>
+      <w:hyperlink r:id="rId36">
+        <w:r>
+          <w:rPr>
+            <w:rStyle w:val="Hyperlink"/>
+          </w:rPr>
+          <w:t xml:space="preserve">Google Doc</w:t>
+        </w:r>
+      </w:hyperlink>
+    </w:p>
+    <w:p>
+      <w:pPr>
+        <w:pStyle w:val="FirstParagraph"/>
+      </w:pPr>
+      <w:r>
+        <w:t xml:space="preserve">We also have the questions only in several formats:</w:t>
+      </w:r>
+    </w:p>
+    <w:p>
+      <w:pPr>
+        <w:pStyle w:val="Compact"/>
+        <w:numPr>
+          <w:ilvl w:val="0"/>
+          <w:numId w:val="1003"/>
+        </w:numPr>
+      </w:pPr>
+      <w:hyperlink r:id="rId37">
+        <w:r>
+          <w:rPr>
+            <w:rStyle w:val="Hyperlink"/>
+          </w:rPr>
+          <w:t xml:space="preserve">Quarto (qmd)</w:t>
+        </w:r>
+      </w:hyperlink>
+    </w:p>
+    <w:p>
+      <w:pPr>
+        <w:pStyle w:val="Compact"/>
+        <w:numPr>
+          <w:ilvl w:val="0"/>
+          <w:numId w:val="1003"/>
+        </w:numPr>
+      </w:pPr>
+      <w:hyperlink r:id="rId38">
+        <w:r>
+          <w:rPr>
+            <w:rStyle w:val="Hyperlink"/>
+          </w:rPr>
+          <w:t xml:space="preserve">Word (docx)</w:t>
+        </w:r>
+      </w:hyperlink>
+    </w:p>
+    <w:p>
+      <w:pPr>
+        <w:pStyle w:val="Compact"/>
+        <w:numPr>
+          <w:ilvl w:val="0"/>
+          <w:numId w:val="1003"/>
         </w:numPr>
       </w:pPr>
       <w:hyperlink r:id="rId36">
@@ -503,18 +562,18 @@
                 <wp:inline>
                   <wp:extent cx="152400" cy="152400"/>
                   <wp:effectExtent b="0" l="0" r="0" t="0"/>
-                  <wp:docPr descr="" title="" id="38" name="Picture"/>
+                  <wp:docPr descr="" title="" id="40" name="Picture"/>
                   <a:graphic>
                     <a:graphicData uri="http://schemas.openxmlformats.org/drawingml/2006/picture">
                       <pic:pic>
                         <pic:nvPicPr>
-                          <pic:cNvPr descr="/opt/quarto/share/formats/docx/warning.png" id="39" name="Picture"/>
+                          <pic:cNvPr descr="/opt/quarto/share/formats/docx/warning.png" id="41" name="Picture"/>
                           <pic:cNvPicPr>
                             <a:picLocks noChangeArrowheads="1" noChangeAspect="1"/>
                           </pic:cNvPicPr>
                         </pic:nvPicPr>
                         <pic:blipFill>
-                          <a:blip r:embed="rId37"/>
+                          <a:blip r:embed="rId39"/>
                           <a:stretch>
                             <a:fillRect/>
                           </a:stretch>
@@ -578,8 +637,8 @@
         </w:tc>
       </w:tr>
     </w:tbl>
-    <w:bookmarkEnd w:id="40"/>
-    <w:bookmarkStart w:id="41" w:name="instructor-materials"/>
+    <w:bookmarkEnd w:id="42"/>
+    <w:bookmarkStart w:id="43" w:name="instructor-materials"/>
     <w:p>
       <w:pPr>
         <w:pStyle w:val="Heading3"/>
@@ -610,9 +669,9 @@
         <w:t xml:space="preserve">. Please message Ava Hoffman (ahoffma2 at fredhutch dot org) to get access.</w:t>
       </w:r>
     </w:p>
-    <w:bookmarkEnd w:id="41"/>
-    <w:bookmarkEnd w:id="42"/>
-    <w:bookmarkStart w:id="44" w:name="scientific-topics"/>
+    <w:bookmarkEnd w:id="43"/>
+    <w:bookmarkEnd w:id="44"/>
+    <w:bookmarkStart w:id="46" w:name="scientific-topics"/>
     <w:p>
       <w:pPr>
         <w:pStyle w:val="Heading2"/>
@@ -631,7 +690,7 @@
       <w:r>
         <w:t xml:space="preserve"> </w:t>
       </w:r>
-      <w:hyperlink r:id="rId43">
+      <w:hyperlink r:id="rId45">
         <w:r>
           <w:rPr>
             <w:rStyle w:val="Hyperlink"/>
@@ -643,7 +702,7 @@
         <w:t xml:space="preserve">, produced by the National Center for Science Education. DataWISE is a tool that scaffolds key science practices and media literacy skills to guide students in critical analysis of data-based claims. We think the DataWISE worksheet is a fantastic framework/activity for science literacy and we encourage you to check it out!</w:t>
       </w:r>
     </w:p>
-    <w:bookmarkEnd w:id="44"/>
+    <w:bookmarkEnd w:id="46"/>
     <w:sectPr>
       <w:footnotePr>
         <w:numRestart w:val="eachSect"/>
@@ -976,6 +1035,9 @@
     </w:lvlOverride>
   </w:num>
   <w:num w:numId="1002">
+    <w:abstractNumId w:val="991"/>
+  </w:num>
+  <w:num w:numId="1003">
     <w:abstractNumId w:val="991"/>
   </w:num>
 </w:numbering>

--- a/docs/docx/module/AI_genomics.docx
+++ b/docs/docx/module/AI_genomics.docx
@@ -15,7 +15,7 @@
         <w:pStyle w:val="Date"/>
       </w:pPr>
       <w:r>
-        <w:t xml:space="preserve">2026-07-22</w:t>
+        <w:t xml:space="preserve">2026-08-26</w:t>
       </w:r>
     </w:p>
     <w:bookmarkStart w:id="20" w:name="overview"/>
